--- a/projects/fpga-systems/Genesys2/rapids_beats/reports/perf/RAPIDS_Char_Perf_v1.4.docx
+++ b/projects/fpga-systems/Genesys2/rapids_beats/reports/perf/RAPIDS_Char_Perf_v1.4.docx
@@ -160,7 +160,7 @@
             </w:rPr>
             <w:fldChar w:fldCharType="separate"/>
           </w:r>
-          <w:hyperlink w:anchor="__RefHeading___Toc4489_3802565417">
+          <w:hyperlink w:anchor="__RefHeading___Toc4505_737783229">
             <w:r>
               <w:rPr>
                 <w:webHidden/>
@@ -181,7 +181,7 @@
             </w:tabs>
             <w:rPr/>
           </w:pPr>
-          <w:hyperlink w:anchor="__RefHeading___Toc4491_3802565417">
+          <w:hyperlink w:anchor="__RefHeading___Toc4507_737783229">
             <w:r>
               <w:rPr>
                 <w:webHidden/>
@@ -202,7 +202,7 @@
             </w:tabs>
             <w:rPr/>
           </w:pPr>
-          <w:hyperlink w:anchor="__RefHeading___Toc4493_3802565417">
+          <w:hyperlink w:anchor="__RefHeading___Toc4509_737783229">
             <w:r>
               <w:rPr>
                 <w:webHidden/>
@@ -223,7 +223,7 @@
             </w:tabs>
             <w:rPr/>
           </w:pPr>
-          <w:hyperlink w:anchor="__RefHeading___Toc4495_3802565417">
+          <w:hyperlink w:anchor="__RefHeading___Toc4511_737783229">
             <w:r>
               <w:rPr>
                 <w:webHidden/>
@@ -244,7 +244,7 @@
             </w:tabs>
             <w:rPr/>
           </w:pPr>
-          <w:hyperlink w:anchor="__RefHeading___Toc4497_3802565417">
+          <w:hyperlink w:anchor="__RefHeading___Toc4513_737783229">
             <w:r>
               <w:rPr>
                 <w:webHidden/>
@@ -265,7 +265,7 @@
             </w:tabs>
             <w:rPr/>
           </w:pPr>
-          <w:hyperlink w:anchor="__RefHeading___Toc4499_3802565417">
+          <w:hyperlink w:anchor="__RefHeading___Toc4515_737783229">
             <w:r>
               <w:rPr>
                 <w:webHidden/>
@@ -286,7 +286,7 @@
             </w:tabs>
             <w:rPr/>
           </w:pPr>
-          <w:hyperlink w:anchor="__RefHeading___Toc4501_3802565417">
+          <w:hyperlink w:anchor="__RefHeading___Toc4517_737783229">
             <w:r>
               <w:rPr>
                 <w:webHidden/>
@@ -307,7 +307,7 @@
             </w:tabs>
             <w:rPr/>
           </w:pPr>
-          <w:hyperlink w:anchor="__RefHeading___Toc4503_3802565417">
+          <w:hyperlink w:anchor="__RefHeading___Toc4519_737783229">
             <w:r>
               <w:rPr>
                 <w:webHidden/>
@@ -328,7 +328,7 @@
             </w:tabs>
             <w:rPr/>
           </w:pPr>
-          <w:hyperlink w:anchor="__RefHeading___Toc4505_3802565417">
+          <w:hyperlink w:anchor="__RefHeading___Toc4521_737783229">
             <w:r>
               <w:rPr>
                 <w:webHidden/>
@@ -349,7 +349,7 @@
             </w:tabs>
             <w:rPr/>
           </w:pPr>
-          <w:hyperlink w:anchor="__RefHeading___Toc4507_3802565417">
+          <w:hyperlink w:anchor="__RefHeading___Toc4523_737783229">
             <w:r>
               <w:rPr>
                 <w:webHidden/>
@@ -370,7 +370,7 @@
             </w:tabs>
             <w:rPr/>
           </w:pPr>
-          <w:hyperlink w:anchor="__RefHeading___Toc4509_3802565417">
+          <w:hyperlink w:anchor="__RefHeading___Toc4525_737783229">
             <w:r>
               <w:rPr>
                 <w:webHidden/>
@@ -391,7 +391,7 @@
             </w:tabs>
             <w:rPr/>
           </w:pPr>
-          <w:hyperlink w:anchor="__RefHeading___Toc4511_3802565417">
+          <w:hyperlink w:anchor="__RefHeading___Toc4527_737783229">
             <w:r>
               <w:rPr>
                 <w:webHidden/>
@@ -412,7 +412,7 @@
             </w:tabs>
             <w:rPr/>
           </w:pPr>
-          <w:hyperlink w:anchor="__RefHeading___Toc4513_3802565417">
+          <w:hyperlink w:anchor="__RefHeading___Toc4529_737783229">
             <w:r>
               <w:rPr>
                 <w:webHidden/>
@@ -433,7 +433,7 @@
             </w:tabs>
             <w:rPr/>
           </w:pPr>
-          <w:hyperlink w:anchor="__RefHeading___Toc4515_3802565417">
+          <w:hyperlink w:anchor="__RefHeading___Toc4531_737783229">
             <w:r>
               <w:rPr>
                 <w:webHidden/>
@@ -454,7 +454,7 @@
             </w:tabs>
             <w:rPr/>
           </w:pPr>
-          <w:hyperlink w:anchor="__RefHeading___Toc4517_3802565417">
+          <w:hyperlink w:anchor="__RefHeading___Toc4533_737783229">
             <w:r>
               <w:rPr>
                 <w:webHidden/>
@@ -475,7 +475,7 @@
             </w:tabs>
             <w:rPr/>
           </w:pPr>
-          <w:hyperlink w:anchor="__RefHeading___Toc4519_3802565417">
+          <w:hyperlink w:anchor="__RefHeading___Toc4535_737783229">
             <w:r>
               <w:rPr>
                 <w:webHidden/>
@@ -496,7 +496,7 @@
             </w:tabs>
             <w:rPr/>
           </w:pPr>
-          <w:hyperlink w:anchor="__RefHeading___Toc4521_3802565417">
+          <w:hyperlink w:anchor="__RefHeading___Toc4537_737783229">
             <w:r>
               <w:rPr>
                 <w:webHidden/>
@@ -517,7 +517,7 @@
             </w:tabs>
             <w:rPr/>
           </w:pPr>
-          <w:hyperlink w:anchor="__RefHeading___Toc4523_3802565417">
+          <w:hyperlink w:anchor="__RefHeading___Toc4539_737783229">
             <w:r>
               <w:rPr>
                 <w:webHidden/>
@@ -538,7 +538,7 @@
             </w:tabs>
             <w:rPr/>
           </w:pPr>
-          <w:hyperlink w:anchor="__RefHeading___Toc4525_3802565417">
+          <w:hyperlink w:anchor="__RefHeading___Toc4541_737783229">
             <w:r>
               <w:rPr>
                 <w:webHidden/>
@@ -546,7 +546,7 @@
               </w:rPr>
               <w:t>Appendix: data files &amp; reproduce</w:t>
               <w:tab/>
-              <w:t>22</w:t>
+              <w:t>23</w:t>
             </w:r>
           </w:hyperlink>
           <w:r>
@@ -676,7 +676,7 @@
           <w:rPr>
             <w:rStyle w:val="ListLabel1"/>
           </w:rPr>
-          <w:t>6</w:t>
+          <w:t>7</w:t>
         </w:r>
         <w:r>
           <w:rPr>
@@ -1218,7 +1218,7 @@
         <w:spacing w:before="0" w:after="120"/>
         <w:rPr/>
       </w:pPr>
-      <w:bookmarkStart w:id="2" w:name="__RefHeading___Toc4489_3802565417"/>
+      <w:bookmarkStart w:id="2" w:name="__RefHeading___Toc4505_737783229"/>
       <w:bookmarkEnd w:id="2"/>
       <w:r>
         <w:rPr>
@@ -1257,7 +1257,7 @@
         <w:spacing w:before="360" w:after="120"/>
         <w:rPr/>
       </w:pPr>
-      <w:bookmarkStart w:id="3" w:name="__RefHeading___Toc4491_3802565417"/>
+      <w:bookmarkStart w:id="3" w:name="__RefHeading___Toc4507_737783229"/>
       <w:bookmarkStart w:id="4" w:name="Xcede72afd45c8dc64954627bb358e5ae9ed470f"/>
       <w:bookmarkEnd w:id="3"/>
       <w:r>
@@ -1283,7 +1283,7 @@
       </w:r>
       <w:r>
         <w:rPr/>
-        <w:t xml:space="preserve"> Sections 1, 3 and 7 re-measured on a bitstream built from the current RTL (rapids TASK-015 AXIS monitor-lite skids on both network ports, BUG-004..007 engine fixes, PIPELINE = 1). Two things changed the numbers: the sink-ingress meter window now brackets first beat to last beat (rapids ISSUE-001), so the AXIS-in column no longer charges the ~200-cycle launch cost to ingress and reads 97-100 % from 4 beats up; and the write engine now runs with PIPELINE = 1. The first bitstream with the BUG-005 fix at the old PIPELINE = 0 measured 49.9 % AXI4-wr at 4096 beats/channel (59.5 % at 1024): the pre-fix engine had reached line rate only because it ran two bursts in flight per channel by accident, and one-in-flight cannot cover the write response round trip at 8-beat bursts. PIPELINE = 1 (up to AW_MAX_OUTSTANDING = 8 per channel) is the design point from here on and is what this version reports. Rapids ISSUE-004 (one row reading zero ingress starvation) closed on this re-measurement plus an ILA trace of that row: every row now shows the same single trailing starvation cycle.</w:t>
+        <w:t xml:space="preserve"> Sections 1, 3 and 7 re-measured on a bitstream built from the current RTL (rapids TASK-015 AXIS monitor-lite skids on both network ports, BUG-004..007 engine fixes, PIPELINE = 1). Two things changed the numbers: the sink-ingress meter window now brackets first beat to last beat (rapids ISSUE-001), so the AXIS-in column no longer charges the ~200-cycle launch cost to ingress and reads 97-100 % from 4 beats up; and the write engine now runs with PIPELINE = 1. The first bitstream with the BUG-005 fix at the old PIPELINE = 0 measured 49.9 % AXI4-wr at 4096 beats/channel (59.5 % at 1024): the pre-fix engine had reached line rate only because it ran two bursts in flight per channel by accident, and one-in-flight cannot cover the write response round trip at 8-beat bursts. PIPELINE = 1 (up to AW_MAX_OUTSTANDING = 8 per channel) is the design point from here on and is what this version reports. Rapids ISSUE-004 (one row reading zero ingress starvation) closed on this re-measurement plus an ILA trace of that row: every row now shows the same single trailing starvation cycle. The 7.5 sink column measures one channel’s window because the generator feeds channels one at a time (rapids ISSUE-006, closed the same day; an interleaved mode is rapids TASK-018).</w:t>
       </w:r>
     </w:p>
     <w:p>
@@ -1714,7 +1714,7 @@
         <w:spacing w:before="280" w:after="80"/>
         <w:rPr/>
       </w:pPr>
-      <w:bookmarkStart w:id="5" w:name="__RefHeading___Toc4493_3802565417"/>
+      <w:bookmarkStart w:id="5" w:name="__RefHeading___Toc4509_737783229"/>
       <w:bookmarkStart w:id="6" w:name="characterization-knobs"/>
       <w:bookmarkEnd w:id="5"/>
       <w:r>
@@ -2800,7 +2800,7 @@
         <w:spacing w:before="280" w:after="80"/>
         <w:rPr/>
       </w:pPr>
-      <w:bookmarkStart w:id="9" w:name="__RefHeading___Toc4495_3802565417"/>
+      <w:bookmarkStart w:id="9" w:name="__RefHeading___Toc4511_737783229"/>
       <w:bookmarkStart w:id="10" w:name="headline"/>
       <w:bookmarkEnd w:id="9"/>
       <w:r>
@@ -3845,7 +3845,7 @@
         <w:spacing w:before="280" w:after="80"/>
         <w:rPr/>
       </w:pPr>
-      <w:bookmarkStart w:id="13" w:name="__RefHeading___Toc4497_3802565417"/>
+      <w:bookmarkStart w:id="13" w:name="__RefHeading___Toc4513_737783229"/>
       <w:bookmarkStart w:id="14" w:name="how-it-is-measured-the-observation-hooks"/>
       <w:bookmarkEnd w:id="13"/>
       <w:r>
@@ -4154,7 +4154,7 @@
         <w:spacing w:before="280" w:after="80"/>
         <w:rPr/>
       </w:pPr>
-      <w:bookmarkStart w:id="16" w:name="__RefHeading___Toc4499_3802565417"/>
+      <w:bookmarkStart w:id="16" w:name="__RefHeading___Toc4515_737783229"/>
       <w:bookmarkStart w:id="17" w:name="single-axis-sweep-transfer-size"/>
       <w:bookmarkEnd w:id="16"/>
       <w:r>
@@ -6004,7 +6004,7 @@
         <w:spacing w:before="200" w:after="80"/>
         <w:rPr/>
       </w:pPr>
-      <w:bookmarkStart w:id="19" w:name="__RefHeading___Toc4501_3802565417"/>
+      <w:bookmarkStart w:id="19" w:name="__RefHeading___Toc4517_737783229"/>
       <w:bookmarkStart w:id="20" w:name="channel-count-per-channel-independence"/>
       <w:bookmarkEnd w:id="19"/>
       <w:r>
@@ -6700,7 +6700,7 @@
         <w:spacing w:before="280" w:after="80"/>
         <w:rPr/>
       </w:pPr>
-      <w:bookmarkStart w:id="24" w:name="__RefHeading___Toc4503_3802565417"/>
+      <w:bookmarkStart w:id="24" w:name="__RefHeading___Toc4519_737783229"/>
       <w:bookmarkStart w:id="25" w:name="what-we-learned"/>
       <w:bookmarkEnd w:id="24"/>
       <w:r>
@@ -6868,7 +6868,7 @@
         <w:spacing w:before="280" w:after="80"/>
         <w:rPr/>
       </w:pPr>
-      <w:bookmarkStart w:id="27" w:name="__RefHeading___Toc4505_3802565417"/>
+      <w:bookmarkStart w:id="27" w:name="__RefHeading___Toc4521_737783229"/>
       <w:bookmarkStart w:id="28" w:name="Xb7d3b74d841ca0c2de75ca34e33811ef0b872ce"/>
       <w:bookmarkEnd w:id="27"/>
       <w:r>
@@ -7513,7 +7513,7 @@
         <w:spacing w:before="280" w:after="80"/>
         <w:rPr/>
       </w:pPr>
-      <w:bookmarkStart w:id="30" w:name="__RefHeading___Toc4507_3802565417"/>
+      <w:bookmarkStart w:id="30" w:name="__RefHeading___Toc4523_737783229"/>
       <w:bookmarkStart w:id="31" w:name="other-limitations"/>
       <w:bookmarkEnd w:id="30"/>
       <w:r>
@@ -7638,7 +7638,7 @@
         <w:spacing w:before="280" w:after="80"/>
         <w:rPr/>
       </w:pPr>
-      <w:bookmarkStart w:id="33" w:name="__RefHeading___Toc4509_3802565417"/>
+      <w:bookmarkStart w:id="33" w:name="__RefHeading___Toc4525_737783229"/>
       <w:bookmarkStart w:id="34" w:name="Xf93bac6e3af386938d790a1e2684c28b432df8f"/>
       <w:bookmarkEnd w:id="33"/>
       <w:r>
@@ -7882,7 +7882,7 @@
         <w:spacing w:before="200" w:after="80"/>
         <w:rPr/>
       </w:pPr>
-      <w:bookmarkStart w:id="35" w:name="__RefHeading___Toc4511_3802565417"/>
+      <w:bookmarkStart w:id="35" w:name="__RefHeading___Toc4527_737783229"/>
       <w:bookmarkStart w:id="36" w:name="the-regression-this-campaign-found-first"/>
       <w:bookmarkEnd w:id="35"/>
       <w:r>
@@ -7978,7 +7978,7 @@
         <w:spacing w:before="200" w:after="80"/>
         <w:rPr/>
       </w:pPr>
-      <w:bookmarkStart w:id="37" w:name="__RefHeading___Toc4513_3802565417"/>
+      <w:bookmarkStart w:id="37" w:name="__RefHeading___Toc4529_737783229"/>
       <w:bookmarkStart w:id="38" w:name="Xce9d4b4e6f1bbd714df47d08dfffd652405288d"/>
       <w:bookmarkEnd w:id="37"/>
       <w:r>
@@ -8960,7 +8960,7 @@
         <w:spacing w:before="200" w:after="80"/>
         <w:rPr/>
       </w:pPr>
-      <w:bookmarkStart w:id="41" w:name="__RefHeading___Toc4515_3802565417"/>
+      <w:bookmarkStart w:id="41" w:name="__RefHeading___Toc4531_737783229"/>
       <w:bookmarkStart w:id="42" w:name="Xd6d5d6c1c6a2561c2d4ca9b64c4dfc5273aa51e"/>
       <w:bookmarkEnd w:id="41"/>
       <w:r>
@@ -11782,7 +11782,7 @@
         <w:spacing w:before="200" w:after="80"/>
         <w:rPr/>
       </w:pPr>
-      <w:bookmarkStart w:id="45" w:name="__RefHeading___Toc4517_3802565417"/>
+      <w:bookmarkStart w:id="45" w:name="__RefHeading___Toc4533_737783229"/>
       <w:bookmarkStart w:id="46" w:name="X30e51ca9b5bd07db951aa7d5dcbf7177ecbe61e"/>
       <w:bookmarkEnd w:id="45"/>
       <w:r>
@@ -12918,7 +12918,7 @@
         <w:spacing w:before="200" w:after="80"/>
         <w:rPr/>
       </w:pPr>
-      <w:bookmarkStart w:id="49" w:name="__RefHeading___Toc4519_3802565417"/>
+      <w:bookmarkStart w:id="49" w:name="__RefHeading___Toc4535_737783229"/>
       <w:bookmarkStart w:id="50" w:name="Xd1d12adc19ec45cf7ed82a23fc7324dae476ef4"/>
       <w:bookmarkEnd w:id="49"/>
       <w:r>
@@ -14873,7 +14873,7 @@
         <w:spacing w:before="200" w:after="80"/>
         <w:rPr/>
       </w:pPr>
-      <w:bookmarkStart w:id="53" w:name="__RefHeading___Toc4521_3802565417"/>
+      <w:bookmarkStart w:id="53" w:name="__RefHeading___Toc4537_737783229"/>
       <w:bookmarkStart w:id="54" w:name="Xfe20b3bad87a7320531e61044c278bf7aa0bf91"/>
       <w:bookmarkEnd w:id="53"/>
       <w:r>
@@ -19183,13 +19183,26 @@
           <w:bCs/>
           <w:sz w:val="20"/>
         </w:rPr>
-        <w:t>~93 beats in flight, ~12 per channel</w:t>
+        <w:t>~93 beats in flight</w:t>
       </w:r>
       <w:r>
         <w:rPr>
           <w:sz w:val="20"/>
         </w:rPr>
-        <w:t>, well short of the 64 per channel that eight 8-beat AWs could hold. So the write side’s in-flight window is bounded by something other than the AW count; the sink SRAM’s per-channel allocation and commit accounting is the candidate, and it is filed as rapids ISSUE-006 rather than guessed at here. STREAM’s window on the same knobs is ~128 beats per channel (8 outstanding x 16-beat bursts) and its knee sits at 96-112 cycles. Wider bursts remain a lever on both sides, and section 7.4 shows the DUT already runs 32- and 64-beat bursts at line rate.</w:t>
+        <w:t xml:space="preserve">. That is ONE channel’s window, not eight: the harness’s AXIS generator streams channels sequentially (finish one channel, then the next, so each channel’s LFSR run stays contiguous for the golden CRC), so only one sink channel ever holds data, and the write engine’s whole </w:t>
+      </w:r>
+      <w:r>
+        <w:rPr>
+          <w:rStyle w:val="VerbatimChar"/>
+          <w:sz w:val="20"/>
+        </w:rPr>
+        <w:t>AW_MAX_OUTSTANDING = 8</w:t>
+      </w:r>
+      <w:r>
+        <w:rPr>
+          <w:sz w:val="20"/>
+        </w:rPr>
+        <w:t xml:space="preserve"> window (8 x 8 = 64 beats, plus the bursts in their W phase) sits on that channel. Rapids ISSUE-006 reproduced this row in simulation (34.7 %, the board’s number) and read it off the engine’s outstanding counters. The source column reflects all eight channels reading concurrently, so the two columns are not comparable as measured; an interleaved-channel generator mode (rapids TASK-018) would put the sink on the same footing. STREAM’s window on the same knobs is ~128 beats per channel (8 outstanding x 16-beat bursts) and its knee sits at 96-112 cycles. Wider bursts remain a lever on both sides, and section 7.4 shows the DUT already runs 32- and 64-beat bursts at line rate.</w:t>
       </w:r>
     </w:p>
     <w:p>
@@ -19320,7 +19333,7 @@
         <w:spacing w:before="200" w:after="80"/>
         <w:rPr/>
       </w:pPr>
-      <w:bookmarkStart w:id="57" w:name="__RefHeading___Toc4523_3802565417"/>
+      <w:bookmarkStart w:id="57" w:name="__RefHeading___Toc4539_737783229"/>
       <w:bookmarkStart w:id="58" w:name="Xe591edabf8080aeb86bda70f20b25bf24aead36"/>
       <w:bookmarkEnd w:id="57"/>
       <w:r>
@@ -19368,7 +19381,7 @@
         <w:spacing w:before="280" w:after="80"/>
         <w:rPr/>
       </w:pPr>
-      <w:bookmarkStart w:id="59" w:name="__RefHeading___Toc4525_3802565417"/>
+      <w:bookmarkStart w:id="59" w:name="__RefHeading___Toc4541_737783229"/>
       <w:bookmarkStart w:id="60" w:name="appendix-data-files-reproduce"/>
       <w:bookmarkEnd w:id="59"/>
       <w:r>
